--- a/static/downloads/pt-br/docx/layer-4/accountability-protocol.docx
+++ b/static/downloads/pt-br/docx/layer-4/accountability-protocol.docx
@@ -87,7 +87,7 @@
         <w:t xml:space="preserve"> </w:t>
       </w:r>
       <w:r>
-        <w:t xml:space="preserve">2026-06-26</w:t>
+        <w:t xml:space="preserve">2026-07-07</w:t>
       </w:r>
     </w:p>
     <w:p>
@@ -307,8 +307,14 @@
     </w:p>
     <w:p>
       <w:pPr>
-        <w:pStyle w:val="BlockText"/>
-      </w:pPr>
+        <w:pStyle w:val="BodyText"/>
+      </w:pPr>
+      <w:r>
+        <w:t xml:space="preserve">&gt;</w:t>
+      </w:r>
+      <w:r>
+        <w:t xml:space="preserve"> </w:t>
+      </w:r>
       <w:r>
         <w:rPr>
           <w:b/>
@@ -316,19 +322,29 @@
         </w:rPr>
         <w:t xml:space="preserve">Justificativa — Por que enumerar o que inicia uma verificação de responsabilização</w:t>
       </w:r>
-    </w:p>
-    <w:p>
-      <w:pPr>
-        <w:pStyle w:val="BlockText"/>
-      </w:pPr>
-      <w:r>
-        <w:t xml:space="preserve">Se verificações de responsabilização só acontecem quando alguém se sente forte o suficiente para insistir, elas se tornam políticas. Nomear os gatilhos exatos — inatividade, descumprimento, violação de invariante, encaminhamento — significa que o processo começa a partir de uma condição que qualquer pessoa pode verificar, e não de um julgamento sobre uma pessoa.</w:t>
-      </w:r>
-    </w:p>
-    <w:p>
-      <w:pPr>
-        <w:pStyle w:val="BlockText"/>
-      </w:pPr>
+      <w:r>
+        <w:t xml:space="preserve"> </w:t>
+      </w:r>
+      <w:r>
+        <w:t xml:space="preserve">&gt;</w:t>
+      </w:r>
+      <w:r>
+        <w:t xml:space="preserve"> </w:t>
+      </w:r>
+      <w:r>
+        <w:t xml:space="preserve">&gt; Se verificações de responsabilização só acontecem quando alguém se sente forte o suficiente para insistir, elas se tornam políticas. Nomear os gatilhos exatos — inatividade, descumprimento, violação de invariante, encaminhamento — significa que o processo começa a partir de uma condição que qualquer pessoa pode verificar, e não de um julgamento sobre uma pessoa.</w:t>
+      </w:r>
+    </w:p>
+    <w:p>
+      <w:pPr>
+        <w:pStyle w:val="BodyText"/>
+      </w:pPr>
+      <w:r>
+        <w:t xml:space="preserve">&gt;</w:t>
+      </w:r>
+      <w:r>
+        <w:t xml:space="preserve"> </w:t>
+      </w:r>
       <w:r>
         <w:rPr>
           <w:b/>
@@ -336,18 +352,22 @@
         </w:rPr>
         <w:t xml:space="preserve">Instruções — Como preencher</w:t>
       </w:r>
-    </w:p>
-    <w:p>
-      <w:pPr>
-        <w:pStyle w:val="BlockText"/>
-      </w:pPr>
-      <w:r>
-        <w:t xml:space="preserve">Liste os gatilhos específicos e verificáveis que iniciam uma verificação de responsabilização. Cada gatilho deve ser observável a partir de registros ou de um encaminhamento direto.</w:t>
-      </w:r>
-    </w:p>
-    <w:p>
-      <w:pPr>
-        <w:pStyle w:val="FirstParagraph"/>
+      <w:r>
+        <w:t xml:space="preserve"> </w:t>
+      </w:r>
+      <w:r>
+        <w:t xml:space="preserve">&gt;</w:t>
+      </w:r>
+      <w:r>
+        <w:t xml:space="preserve"> </w:t>
+      </w:r>
+      <w:r>
+        <w:t xml:space="preserve">&gt; Liste os gatilhos específicos e verificáveis que iniciam uma verificação de responsabilização. Cada gatilho deve ser observável a partir de registros ou de um encaminhamento direto.</w:t>
+      </w:r>
+    </w:p>
+    <w:p>
+      <w:pPr>
+        <w:pStyle w:val="BodyText"/>
       </w:pPr>
       <w:r>
         <w:t xml:space="preserve">Uma verificação de responsabilização é iniciada quando:</w:t>
@@ -530,8 +550,14 @@
     </w:p>
     <w:p>
       <w:pPr>
-        <w:pStyle w:val="BlockText"/>
-      </w:pPr>
+        <w:pStyle w:val="BodyText"/>
+      </w:pPr>
+      <w:r>
+        <w:t xml:space="preserve">&gt;</w:t>
+      </w:r>
+      <w:r>
+        <w:t xml:space="preserve"> </w:t>
+      </w:r>
       <w:r>
         <w:rPr>
           <w:b/>
@@ -539,19 +565,29 @@
         </w:rPr>
         <w:t xml:space="preserve">Justificativa — Por que graduar a resposta pela gravidade</w:t>
       </w:r>
-    </w:p>
-    <w:p>
-      <w:pPr>
-        <w:pStyle w:val="BlockText"/>
-      </w:pPr>
-      <w:r>
-        <w:t xml:space="preserve">Tratar uma contribuição não realizada da mesma forma que uma violação de invariante ou esmaga casos menores com processos pesados ou deixa casos sérios escaparem por uma conversa privada. Caminhos graduados — verificação leve, notificação escrita média, escalonamento direto para descumprimentos sérios — combinam o peso da resposta com o peso do descumprimento e mantêm a reparação como padrão onde a reparação ainda é possível.</w:t>
-      </w:r>
-    </w:p>
-    <w:p>
-      <w:pPr>
-        <w:pStyle w:val="BlockText"/>
-      </w:pPr>
+      <w:r>
+        <w:t xml:space="preserve"> </w:t>
+      </w:r>
+      <w:r>
+        <w:t xml:space="preserve">&gt;</w:t>
+      </w:r>
+      <w:r>
+        <w:t xml:space="preserve"> </w:t>
+      </w:r>
+      <w:r>
+        <w:t xml:space="preserve">&gt; Tratar uma contribuição não realizada da mesma forma que uma violação de invariante ou esmaga casos menores com processos pesados ou deixa casos sérios escaparem por uma conversa privada. Caminhos graduados — verificação leve, notificação escrita média, escalonamento direto para descumprimentos sérios — combinam o peso da resposta com o peso do descumprimento e mantêm a reparação como padrão onde a reparação ainda é possível.</w:t>
+      </w:r>
+    </w:p>
+    <w:p>
+      <w:pPr>
+        <w:pStyle w:val="BodyText"/>
+      </w:pPr>
+      <w:r>
+        <w:t xml:space="preserve">&gt;</w:t>
+      </w:r>
+      <w:r>
+        <w:t xml:space="preserve"> </w:t>
+      </w:r>
       <w:r>
         <w:rPr>
           <w:b/>
@@ -559,19 +595,29 @@
         </w:rPr>
         <w:t xml:space="preserve">Instruções — Como preencher</w:t>
       </w:r>
-    </w:p>
-    <w:p>
-      <w:pPr>
-        <w:pStyle w:val="BlockText"/>
-      </w:pPr>
-      <w:r>
-        <w:t xml:space="preserve">Defina caminhos leve (inatividade), médio (descumprimento de obrigação) e sério (violação de invariante, segurança). Indique quem inicia, a janela de resposta e a rota de escalonamento para cada um.</w:t>
-      </w:r>
-    </w:p>
-    <w:p>
-      <w:pPr>
-        <w:pStyle w:val="BlockText"/>
-      </w:pPr>
+      <w:r>
+        <w:t xml:space="preserve"> </w:t>
+      </w:r>
+      <w:r>
+        <w:t xml:space="preserve">&gt;</w:t>
+      </w:r>
+      <w:r>
+        <w:t xml:space="preserve"> </w:t>
+      </w:r>
+      <w:r>
+        <w:t xml:space="preserve">&gt; Defina caminhos leve (inatividade), médio (descumprimento de obrigação) e sério (violação de invariante, segurança). Indique quem inicia, a janela de resposta e a rota de escalonamento para cada um.</w:t>
+      </w:r>
+    </w:p>
+    <w:p>
+      <w:pPr>
+        <w:pStyle w:val="BodyText"/>
+      </w:pPr>
+      <w:r>
+        <w:t xml:space="preserve">&gt;</w:t>
+      </w:r>
+      <w:r>
+        <w:t xml:space="preserve"> </w:t>
+      </w:r>
       <w:r>
         <w:rPr>
           <w:b/>
@@ -757,8 +803,14 @@
     </w:p>
     <w:p>
       <w:pPr>
-        <w:pStyle w:val="BlockText"/>
-      </w:pPr>
+        <w:pStyle w:val="BodyText"/>
+      </w:pPr>
+      <w:r>
+        <w:t xml:space="preserve">&gt;</w:t>
+      </w:r>
+      <w:r>
+        <w:t xml:space="preserve"> </w:t>
+      </w:r>
       <w:r>
         <w:rPr>
           <w:b/>
@@ -766,19 +818,29 @@
         </w:rPr>
         <w:t xml:space="preserve">Justificativa — Por que detalhar os direitos de notificação, resposta e recurso</w:t>
       </w:r>
-    </w:p>
-    <w:p>
-      <w:pPr>
-        <w:pStyle w:val="BlockText"/>
-      </w:pPr>
-      <w:r>
-        <w:t xml:space="preserve">Responsabilização sem devido processo é apenas punição com papelada. Um membro diante de uma sanção precisa conhecer a preocupação, ter tempo real para responder e ter um lugar para recorrer — caso contrário, a palavra do órgão decisório é final por padrão, o que concentra poder exatamente onde ele não deveria se concentrar.</w:t>
-      </w:r>
-    </w:p>
-    <w:p>
-      <w:pPr>
-        <w:pStyle w:val="BlockText"/>
-      </w:pPr>
+      <w:r>
+        <w:t xml:space="preserve"> </w:t>
+      </w:r>
+      <w:r>
+        <w:t xml:space="preserve">&gt;</w:t>
+      </w:r>
+      <w:r>
+        <w:t xml:space="preserve"> </w:t>
+      </w:r>
+      <w:r>
+        <w:t xml:space="preserve">&gt; Responsabilização sem devido processo é apenas punição com papelada. Um membro diante de uma sanção precisa conhecer a preocupação, ter tempo real para responder e ter um lugar para recorrer — caso contrário, a palavra do órgão decisório é final por padrão, o que concentra poder exatamente onde ele não deveria se concentrar.</w:t>
+      </w:r>
+    </w:p>
+    <w:p>
+      <w:pPr>
+        <w:pStyle w:val="BodyText"/>
+      </w:pPr>
+      <w:r>
+        <w:t xml:space="preserve">&gt;</w:t>
+      </w:r>
+      <w:r>
+        <w:t xml:space="preserve"> </w:t>
+      </w:r>
       <w:r>
         <w:rPr>
           <w:b/>
@@ -786,13 +848,17 @@
         </w:rPr>
         <w:t xml:space="preserve">Instruções — Como preencher</w:t>
       </w:r>
-    </w:p>
-    <w:p>
-      <w:pPr>
-        <w:pStyle w:val="BlockText"/>
-      </w:pPr>
-      <w:r>
-        <w:t xml:space="preserve">Indique o direito à notificação escrita, uma janela mínima de resposta e um caminho explícito de recurso aos Membros Plenos.</w:t>
+      <w:r>
+        <w:t xml:space="preserve"> </w:t>
+      </w:r>
+      <w:r>
+        <w:t xml:space="preserve">&gt;</w:t>
+      </w:r>
+      <w:r>
+        <w:t xml:space="preserve"> </w:t>
+      </w:r>
+      <w:r>
+        <w:t xml:space="preserve">&gt; Indique o direito à notificação escrita, uma janela mínima de resposta e um caminho explícito de recurso aos Membros Plenos.</w:t>
       </w:r>
     </w:p>
     <w:p>
@@ -914,8 +980,14 @@
     </w:p>
     <w:p>
       <w:pPr>
-        <w:pStyle w:val="BlockText"/>
-      </w:pPr>
+        <w:pStyle w:val="BodyText"/>
+      </w:pPr>
+      <w:r>
+        <w:t xml:space="preserve">&gt;</w:t>
+      </w:r>
+      <w:r>
+        <w:t xml:space="preserve"> </w:t>
+      </w:r>
       <w:r>
         <w:rPr>
           <w:b/>
@@ -923,19 +995,29 @@
         </w:rPr>
         <w:t xml:space="preserve">Justificativa — Por que proteger explicitamente os participantes</w:t>
       </w:r>
-    </w:p>
-    <w:p>
-      <w:pPr>
-        <w:pStyle w:val="BlockText"/>
-      </w:pPr>
-      <w:r>
-        <w:t xml:space="preserve">Se levantar uma preocupação ou prestar informação pode custar a um membro posição, relacionamentos ou acesso, as pessoas vão se calar e o sistema de responsabilização desmorona na prática. Nomear a retaliação como, ela própria, um gatilho torna o custo da supressão maior do que o custo do relato.</w:t>
-      </w:r>
-    </w:p>
-    <w:p>
-      <w:pPr>
-        <w:pStyle w:val="BlockText"/>
-      </w:pPr>
+      <w:r>
+        <w:t xml:space="preserve"> </w:t>
+      </w:r>
+      <w:r>
+        <w:t xml:space="preserve">&gt;</w:t>
+      </w:r>
+      <w:r>
+        <w:t xml:space="preserve"> </w:t>
+      </w:r>
+      <w:r>
+        <w:t xml:space="preserve">&gt; Se levantar uma preocupação ou prestar informação pode custar a um membro posição, relacionamentos ou acesso, as pessoas vão se calar e o sistema de responsabilização desmorona na prática. Nomear a retaliação como, ela própria, um gatilho torna o custo da supressão maior do que o custo do relato.</w:t>
+      </w:r>
+    </w:p>
+    <w:p>
+      <w:pPr>
+        <w:pStyle w:val="BodyText"/>
+      </w:pPr>
+      <w:r>
+        <w:t xml:space="preserve">&gt;</w:t>
+      </w:r>
+      <w:r>
+        <w:t xml:space="preserve"> </w:t>
+      </w:r>
       <w:r>
         <w:rPr>
           <w:b/>
@@ -943,18 +1025,22 @@
         </w:rPr>
         <w:t xml:space="preserve">Instruções — Como preencher</w:t>
       </w:r>
-    </w:p>
-    <w:p>
-      <w:pPr>
-        <w:pStyle w:val="BlockText"/>
-      </w:pPr>
-      <w:r>
-        <w:t xml:space="preserve">Indique que a retaliação contra qualquer membro que levante, participe ou preste informação a um processo de responsabilização é, ela própria, um gatilho de responsabilização.</w:t>
-      </w:r>
-    </w:p>
-    <w:p>
-      <w:pPr>
-        <w:pStyle w:val="FirstParagraph"/>
+      <w:r>
+        <w:t xml:space="preserve"> </w:t>
+      </w:r>
+      <w:r>
+        <w:t xml:space="preserve">&gt;</w:t>
+      </w:r>
+      <w:r>
+        <w:t xml:space="preserve"> </w:t>
+      </w:r>
+      <w:r>
+        <w:t xml:space="preserve">&gt; Indique que a retaliação contra qualquer membro que levante, participe ou preste informação a um processo de responsabilização é, ela própria, um gatilho de responsabilização.</w:t>
+      </w:r>
+    </w:p>
+    <w:p>
+      <w:pPr>
+        <w:pStyle w:val="BodyText"/>
       </w:pPr>
       <w:r>
         <w:rPr>
@@ -1125,8 +1211,14 @@
     </w:p>
     <w:p>
       <w:pPr>
-        <w:pStyle w:val="BlockText"/>
-      </w:pPr>
+        <w:pStyle w:val="BodyText"/>
+      </w:pPr>
+      <w:r>
+        <w:t xml:space="preserve">&gt;</w:t>
+      </w:r>
+      <w:r>
+        <w:t xml:space="preserve"> </w:t>
+      </w:r>
       <w:r>
         <w:rPr>
           <w:b/>
@@ -1134,19 +1226,29 @@
         </w:rPr>
         <w:t xml:space="preserve">Justificativa — Por que pré-definir o menu de sanções</w:t>
       </w:r>
-    </w:p>
-    <w:p>
-      <w:pPr>
-        <w:pStyle w:val="BlockText"/>
-      </w:pPr>
-      <w:r>
-        <w:t xml:space="preserve">Sanções inventadas no meio do processo refletem quem fala mais alto na sala, não o que o descumprimento merece. Um menu fixo — com pré-condições, órgão autorizado e caminho de recurso para cada uma — mantém as respostas proporcionais, evita que a exclusão informal vire a punição padrão e torna óbvio quando uma sanção está fora do escopo do órgão que a aplica.</w:t>
-      </w:r>
-    </w:p>
-    <w:p>
-      <w:pPr>
-        <w:pStyle w:val="BlockText"/>
-      </w:pPr>
+      <w:r>
+        <w:t xml:space="preserve"> </w:t>
+      </w:r>
+      <w:r>
+        <w:t xml:space="preserve">&gt;</w:t>
+      </w:r>
+      <w:r>
+        <w:t xml:space="preserve"> </w:t>
+      </w:r>
+      <w:r>
+        <w:t xml:space="preserve">&gt; Sanções inventadas no meio do processo refletem quem fala mais alto na sala, não o que o descumprimento merece. Um menu fixo — com pré-condições, órgão autorizado e caminho de recurso para cada uma — mantém as respostas proporcionais, evita que a exclusão informal vire a punição padrão e torna óbvio quando uma sanção está fora do escopo do órgão que a aplica.</w:t>
+      </w:r>
+    </w:p>
+    <w:p>
+      <w:pPr>
+        <w:pStyle w:val="BodyText"/>
+      </w:pPr>
+      <w:r>
+        <w:t xml:space="preserve">&gt;</w:t>
+      </w:r>
+      <w:r>
+        <w:t xml:space="preserve"> </w:t>
+      </w:r>
       <w:r>
         <w:rPr>
           <w:b/>
@@ -1154,27 +1256,31 @@
         </w:rPr>
         <w:t xml:space="preserve">Instruções — Como preencher</w:t>
       </w:r>
-    </w:p>
-    <w:p>
-      <w:pPr>
-        <w:pStyle w:val="BlockText"/>
-      </w:pPr>
-      <w:r>
-        <w:t xml:space="preserve">Para cada tipo de sanção, defina as pré-condições, o órgão autorizado e o caminho de recurso. Respostas orientadas à reparação devem ser o padrão; as punitivas reservadas para descumprimentos críticos à segurança ou não resolvidos.</w:t>
-      </w:r>
-    </w:p>
-    <w:p>
-      <w:pPr>
-        <w:pStyle w:val="BlockText"/>
-      </w:pPr>
-      <w:r>
-        <w:t xml:space="preserve">Respostas orientadas à reparação são preferidas em relação às punitivas, exceto em casos críticos à segurança.</w:t>
-      </w:r>
-      <w:r>
-        <w:t xml:space="preserve"> </w:t>
-      </w:r>
-      <w:r>
-        <w:t xml:space="preserve">As sanções DEVEM ser proporcionais, com prazo definido quando aplicável, documentadas, e nunca aplicadas por meio de exclusão informal ou pressão social.</w:t>
+      <w:r>
+        <w:t xml:space="preserve"> </w:t>
+      </w:r>
+      <w:r>
+        <w:t xml:space="preserve">&gt;</w:t>
+      </w:r>
+      <w:r>
+        <w:t xml:space="preserve"> </w:t>
+      </w:r>
+      <w:r>
+        <w:t xml:space="preserve">&gt; Para cada tipo de sanção, defina as pré-condições, o órgão autorizado e o caminho de recurso. Respostas orientadas à reparação devem ser o padrão; as punitivas reservadas para descumprimentos críticos à segurança ou não resolvidos.</w:t>
+      </w:r>
+    </w:p>
+    <w:p>
+      <w:pPr>
+        <w:pStyle w:val="BodyText"/>
+      </w:pPr>
+      <w:r>
+        <w:t xml:space="preserve">&gt; Respostas orientadas à reparação são preferidas em relação às punitivas, exceto em casos críticos à segurança.</w:t>
+      </w:r>
+      <w:r>
+        <w:t xml:space="preserve"> </w:t>
+      </w:r>
+      <w:r>
+        <w:t xml:space="preserve">&gt; As sanções DEVEM ser proporcionais, com prazo definido quando aplicável, documentadas, e nunca aplicadas por meio de exclusão informal ou pressão social.</w:t>
       </w:r>
     </w:p>
     <w:tbl>
@@ -1260,6 +1366,13 @@
             <w:pPr>
               <w:pStyle w:val="Compact"/>
             </w:pPr>
+            <w:r>
+              <w:rPr>
+                <w:i/>
+                <w:iCs/>
+              </w:rPr>
+              <w:t xml:space="preserve">&lt;inatividade ou descumprimento menor&gt;</w:t>
+            </w:r>
           </w:p>
         </w:tc>
         <w:tc>
@@ -1268,6 +1381,13 @@
             <w:pPr>
               <w:pStyle w:val="Compact"/>
             </w:pPr>
+            <w:r>
+              <w:rPr>
+                <w:i/>
+                <w:iCs/>
+              </w:rPr>
+              <w:t xml:space="preserve">&lt;papel&gt;</w:t>
+            </w:r>
           </w:p>
         </w:tc>
         <w:tc>
@@ -1276,6 +1396,13 @@
             <w:pPr>
               <w:pStyle w:val="Compact"/>
             </w:pPr>
+            <w:r>
+              <w:rPr>
+                <w:i/>
+                <w:iCs/>
+              </w:rPr>
+              <w:t xml:space="preserve">&lt;sim&gt;</w:t>
+            </w:r>
           </w:p>
         </w:tc>
       </w:tr>
@@ -1316,6 +1443,13 @@
             <w:pPr>
               <w:pStyle w:val="Compact"/>
             </w:pPr>
+            <w:r>
+              <w:rPr>
+                <w:i/>
+                <w:iCs/>
+              </w:rPr>
+              <w:t xml:space="preserve">&lt;papel&gt;</w:t>
+            </w:r>
           </w:p>
         </w:tc>
         <w:tc>
@@ -1324,6 +1458,13 @@
             <w:pPr>
               <w:pStyle w:val="Compact"/>
             </w:pPr>
+            <w:r>
+              <w:rPr>
+                <w:i/>
+                <w:iCs/>
+              </w:rPr>
+              <w:t xml:space="preserve">&lt;sim&gt;</w:t>
+            </w:r>
           </w:p>
         </w:tc>
       </w:tr>
@@ -1364,6 +1505,13 @@
             <w:pPr>
               <w:pStyle w:val="Compact"/>
             </w:pPr>
+            <w:r>
+              <w:rPr>
+                <w:i/>
+                <w:iCs/>
+              </w:rPr>
+              <w:t xml:space="preserve">&lt;papel&gt;</w:t>
+            </w:r>
           </w:p>
         </w:tc>
         <w:tc>
@@ -1372,6 +1520,13 @@
             <w:pPr>
               <w:pStyle w:val="Compact"/>
             </w:pPr>
+            <w:r>
+              <w:rPr>
+                <w:i/>
+                <w:iCs/>
+              </w:rPr>
+              <w:t xml:space="preserve">&lt;sim&gt;</w:t>
+            </w:r>
           </w:p>
         </w:tc>
       </w:tr>
@@ -1412,6 +1567,13 @@
             <w:pPr>
               <w:pStyle w:val="Compact"/>
             </w:pPr>
+            <w:r>
+              <w:rPr>
+                <w:i/>
+                <w:iCs/>
+              </w:rPr>
+              <w:t xml:space="preserve">&lt;Membros Plenos&gt;</w:t>
+            </w:r>
           </w:p>
         </w:tc>
         <w:tc>
@@ -1472,8 +1634,14 @@
     </w:p>
     <w:p>
       <w:pPr>
-        <w:pStyle w:val="BlockText"/>
-      </w:pPr>
+        <w:pStyle w:val="BodyText"/>
+      </w:pPr>
+      <w:r>
+        <w:t xml:space="preserve">&gt;</w:t>
+      </w:r>
+      <w:r>
+        <w:t xml:space="preserve"> </w:t>
+      </w:r>
       <w:r>
         <w:rPr>
           <w:b/>
@@ -1481,13 +1649,17 @@
         </w:rPr>
         <w:t xml:space="preserve">Justificativa — Por que tornar explícitas as condições de restauração</w:t>
       </w:r>
-    </w:p>
-    <w:p>
-      <w:pPr>
-        <w:pStyle w:val="BlockText"/>
-      </w:pPr>
-      <w:r>
-        <w:t xml:space="preserve">Se não há um caminho de volta definido, toda sanção se torna efetivamente permanente e toda saída se torna uma sentença vitalícia. Condições explícitas de restauração sinalizam que a responsabilização é sobre reparação onde a reparação é possível, e impedem o controle de acesso ad hoc sobre se alguém é</w:t>
+      <w:r>
+        <w:t xml:space="preserve"> </w:t>
+      </w:r>
+      <w:r>
+        <w:t xml:space="preserve">&gt;</w:t>
+      </w:r>
+      <w:r>
+        <w:t xml:space="preserve"> </w:t>
+      </w:r>
+      <w:r>
+        <w:t xml:space="preserve">&gt; Se não há um caminho de volta definido, toda sanção se torna efetivamente permanente e toda saída se torna uma sentença vitalícia. Condições explícitas de restauração sinalizam que a responsabilização é sobre reparação onde a reparação é possível, e impedem o controle de acesso ad hoc sobre se alguém é</w:t>
       </w:r>
       <w:r>
         <w:t xml:space="preserve"> </w:t>
@@ -1504,8 +1676,14 @@
     </w:p>
     <w:p>
       <w:pPr>
-        <w:pStyle w:val="BlockText"/>
-      </w:pPr>
+        <w:pStyle w:val="BodyText"/>
+      </w:pPr>
+      <w:r>
+        <w:t xml:space="preserve">&gt;</w:t>
+      </w:r>
+      <w:r>
+        <w:t xml:space="preserve"> </w:t>
+      </w:r>
       <w:r>
         <w:rPr>
           <w:b/>
@@ -1513,13 +1691,17 @@
         </w:rPr>
         <w:t xml:space="preserve">Instruções — Como preencher</w:t>
       </w:r>
-    </w:p>
-    <w:p>
-      <w:pPr>
-        <w:pStyle w:val="BlockText"/>
-      </w:pPr>
-      <w:r>
-        <w:t xml:space="preserve">Para cada classe de sanção, indique o caminho para a restauração de direitos — nova candidatura após saída voluntária, bloqueio de nova candidatura após saída forçada, restauração após restrição temporária.</w:t>
+      <w:r>
+        <w:t xml:space="preserve"> </w:t>
+      </w:r>
+      <w:r>
+        <w:t xml:space="preserve">&gt;</w:t>
+      </w:r>
+      <w:r>
+        <w:t xml:space="preserve"> </w:t>
+      </w:r>
+      <w:r>
+        <w:t xml:space="preserve">&gt; Para cada classe de sanção, indique o caminho para a restauração de direitos — nova candidatura após saída voluntária, bloqueio de nova candidatura após saída forçada, restauração após restrição temporária.</w:t>
       </w:r>
     </w:p>
     <w:p>
@@ -1641,8 +1823,14 @@
     </w:p>
     <w:p>
       <w:pPr>
-        <w:pStyle w:val="BlockText"/>
-      </w:pPr>
+        <w:pStyle w:val="BodyText"/>
+      </w:pPr>
+      <w:r>
+        <w:t xml:space="preserve">&gt;</w:t>
+      </w:r>
+      <w:r>
+        <w:t xml:space="preserve"> </w:t>
+      </w:r>
       <w:r>
         <w:rPr>
           <w:b/>
@@ -1650,19 +1838,29 @@
         </w:rPr>
         <w:t xml:space="preserve">Justificativa — Por que vincular isto ao Protocolo de Saída e Separação</w:t>
       </w:r>
-    </w:p>
-    <w:p>
-      <w:pPr>
-        <w:pStyle w:val="BlockText"/>
-      </w:pPr>
-      <w:r>
-        <w:t xml:space="preserve">As regras de saída vivem na Camada 1 por um motivo — elas governam quem é e quem não é membro. Se ações de responsabilização criassem seu próprio caminho paralelo de saída, haveria dois conjuntos de regras, dois conjuntos de registros e uma brecha para pular o devido processo. Um único protocolo canônico de saída fecha essa brecha.</w:t>
-      </w:r>
-    </w:p>
-    <w:p>
-      <w:pPr>
-        <w:pStyle w:val="BlockText"/>
-      </w:pPr>
+      <w:r>
+        <w:t xml:space="preserve"> </w:t>
+      </w:r>
+      <w:r>
+        <w:t xml:space="preserve">&gt;</w:t>
+      </w:r>
+      <w:r>
+        <w:t xml:space="preserve"> </w:t>
+      </w:r>
+      <w:r>
+        <w:t xml:space="preserve">&gt; As regras de saída vivem na Camada 1 por um motivo — elas governam quem é e quem não é membro. Se ações de responsabilização criassem seu próprio caminho paralelo de saída, haveria dois conjuntos de regras, dois conjuntos de registros e uma brecha para pular o devido processo. Um único protocolo canônico de saída fecha essa brecha.</w:t>
+      </w:r>
+    </w:p>
+    <w:p>
+      <w:pPr>
+        <w:pStyle w:val="BodyText"/>
+      </w:pPr>
+      <w:r>
+        <w:t xml:space="preserve">&gt;</w:t>
+      </w:r>
+      <w:r>
+        <w:t xml:space="preserve"> </w:t>
+      </w:r>
       <w:r>
         <w:rPr>
           <w:b/>
@@ -1670,18 +1868,22 @@
         </w:rPr>
         <w:t xml:space="preserve">Instruções — Como preencher</w:t>
       </w:r>
-    </w:p>
-    <w:p>
-      <w:pPr>
-        <w:pStyle w:val="BlockText"/>
-      </w:pPr>
-      <w:r>
-        <w:t xml:space="preserve">Indique que todas as saídas forçadas e restrições temporárias de acesso seguem o Protocolo de Saída e Separação (Camada 1), e esclareça que uma restrição temporária não constitui saída.</w:t>
-      </w:r>
-    </w:p>
-    <w:p>
-      <w:pPr>
-        <w:pStyle w:val="FirstParagraph"/>
+      <w:r>
+        <w:t xml:space="preserve"> </w:t>
+      </w:r>
+      <w:r>
+        <w:t xml:space="preserve">&gt;</w:t>
+      </w:r>
+      <w:r>
+        <w:t xml:space="preserve"> </w:t>
+      </w:r>
+      <w:r>
+        <w:t xml:space="preserve">&gt; Indique que todas as saídas forçadas e restrições temporárias de acesso seguem o Protocolo de Saída e Separação (Camada 1), e esclareça que uma restrição temporária não constitui saída.</w:t>
+      </w:r>
+    </w:p>
+    <w:p>
+      <w:pPr>
+        <w:pStyle w:val="BodyText"/>
       </w:pPr>
       <w:r>
         <w:rPr>
@@ -1725,6 +1927,9 @@
       </w:r>
       <w:r>
         <w:t xml:space="preserve"> </w:t>
+      </w:r>
+      <w:r>
+        <w:t xml:space="preserve">&lt;AAAA-MM-DD&gt;</w:t>
       </w:r>
     </w:p>
     <w:p>

--- a/static/downloads/pt-br/docx/layer-4/accountability-protocol.docx
+++ b/static/downloads/pt-br/docx/layer-4/accountability-protocol.docx
@@ -59,7 +59,7 @@
         <w:t xml:space="preserve">RCOS — Sistema Operacional de Comunidade Regenerativa</w:t>
       </w:r>
     </w:p>
-    <w:bookmarkStart w:id="25" w:name="protocolo-de-responsabilização"/>
+    <w:bookmarkStart w:id="26" w:name="protocolo-de-responsabilização"/>
     <w:p>
       <w:pPr>
         <w:pStyle w:val="Heading1"/>
@@ -87,7 +87,7 @@
         <w:t xml:space="preserve"> </w:t>
       </w:r>
       <w:r>
-        <w:t xml:space="preserve">2026-07-07</w:t>
+        <w:t xml:space="preserve">2026-08-31</w:t>
       </w:r>
     </w:p>
     <w:p>
@@ -1051,7 +1051,7 @@
       </w:r>
     </w:p>
     <w:bookmarkEnd w:id="20"/>
-    <w:bookmarkStart w:id="21" w:name="opções-de-sanção-e-reparação"/>
+    <w:bookmarkStart w:id="22" w:name="opções-de-sanção-e-reparação"/>
     <w:p>
       <w:pPr>
         <w:pStyle w:val="Heading2"/>
@@ -1206,6 +1206,30 @@
             <w:iCs/>
           </w:rPr>
           <w:t xml:space="preserve">6.5.4</w:t>
+        </w:r>
+      </w:hyperlink>
+      <w:r>
+        <w:rPr>
+          <w:i/>
+          <w:iCs/>
+        </w:rPr>
+        <w:t xml:space="preserve">,</w:t>
+      </w:r>
+      <w:r>
+        <w:rPr>
+          <w:i/>
+          <w:iCs/>
+        </w:rPr>
+        <w:t xml:space="preserve"> </w:t>
+      </w:r>
+      <w:hyperlink r:id="rId21">
+        <w:r>
+          <w:rPr>
+            <w:rStyle w:val="Hyperlink"/>
+            <w:i/>
+            <w:iCs/>
+          </w:rPr>
+          <w:t xml:space="preserve">6.6.3</w:t>
         </w:r>
       </w:hyperlink>
     </w:p>
@@ -1593,8 +1617,8 @@
         </w:tc>
       </w:tr>
     </w:tbl>
-    <w:bookmarkEnd w:id="21"/>
-    <w:bookmarkStart w:id="22" w:name="condições-para-restauração-de-direitos"/>
+    <w:bookmarkEnd w:id="22"/>
+    <w:bookmarkStart w:id="23" w:name="condições-para-restauração-de-direitos"/>
     <w:p>
       <w:pPr>
         <w:pStyle w:val="Heading2"/>
@@ -1782,8 +1806,8 @@
         <w:t xml:space="preserve">&lt;direitos restaurados mediante confirmação de resolução dentro da janela de revisão.&gt;</w:t>
       </w:r>
     </w:p>
-    <w:bookmarkEnd w:id="22"/>
-    <w:bookmarkStart w:id="23" w:name="coordenação-com-a-camada-1"/>
+    <w:bookmarkEnd w:id="23"/>
+    <w:bookmarkStart w:id="24" w:name="coordenação-com-a-camada-1"/>
     <w:p>
       <w:pPr>
         <w:pStyle w:val="Heading2"/>
@@ -1900,8 +1924,8 @@
         </w:pict>
       </w:r>
     </w:p>
-    <w:bookmarkEnd w:id="23"/>
-    <w:bookmarkStart w:id="24" w:name="registro-de-ratificação"/>
+    <w:bookmarkEnd w:id="24"/>
+    <w:bookmarkStart w:id="25" w:name="registro-de-ratificação"/>
     <w:p>
       <w:pPr>
         <w:pStyle w:val="Heading2"/>
@@ -1998,8 +2022,8 @@
         <w:t xml:space="preserve">&lt;link para o registro da decisão&gt;</w:t>
       </w:r>
     </w:p>
-    <w:bookmarkEnd w:id="24"/>
     <w:bookmarkEnd w:id="25"/>
+    <w:bookmarkEnd w:id="26"/>
     <w:sectPr>
       <w:footnotePr>
         <w:numRestart w:val="eachSect"/>
